--- a/atelier/capsule_020.docx
+++ b/atelier/capsule_020.docx
@@ -394,7 +394,7 @@
           </w:tcPr>
           <w:p>
             <w:r>
-              <w:t xml:space="preserve">RACI construite et diffusée (ateliers #16, #19, capsule #18)</w:t>
+              <w:t xml:space="preserve">RACI construite et diffusée (ateliers, capsule)</w:t>
             </w:r>
           </w:p>
         </w:tc>
